--- a/docs/spec/Nidan_Build_Plan.docx
+++ b/docs/spec/Nidan_Build_Plan.docx
@@ -20,7 +20,7 @@
           <w:sz w:val="19"/>
           <w:szCs w:val="19"/>
         </w:rPr>
-        <w:t xml:space="preserve">34 sequenced tasks with done-definitions</w:t>
+        <w:t xml:space="preserve">Regenerated after the rename</w:t>
       </w:r>
     </w:p>
     <w:p>
@@ -181,7 +181,7 @@
           <w:sz w:val="21"/>
           <w:szCs w:val="21"/>
         </w:rPr>
-        <w:t xml:space="preserve">Build specification</w:t>
+        <w:t xml:space="preserve">Nidan</w:t>
       </w:r>
     </w:p>
     <w:p>
@@ -2489,6 +2489,102 @@
       </w:r>
     </w:p>
     <w:p>
+      <w:pPr>
+        <w:pBdr>
+          <w:left w:val="single" w:color="B3651F" w:sz="16" w:space="10"/>
+        </w:pBdr>
+        <w:shd w:fill="FFF6E8" w:val="clear"/>
+        <w:spacing w:after="160" w:before="140" w:line="300"/>
+        <w:ind w:left="260" w:right="200"/>
+      </w:pPr>
+      <w:r>
+        <w:rPr>
+          <w:b/>
+          <w:bCs/>
+          <w:color w:val="13272F"/>
+          <w:sz w:val="20"/>
+          <w:szCs w:val="20"/>
+        </w:rPr>
+        <w:t xml:space="preserve">A note on paths.</w:t>
+      </w:r>
+      <w:r>
+        <w:rPr>
+          <w:color w:val="13272F"/>
+          <w:sz w:val="20"/>
+          <w:szCs w:val="20"/>
+        </w:rPr>
+        <w:t xml:space="preserve"> File paths below say </w:t>
+      </w:r>
+      <w:r>
+        <w:rPr>
+          <w:rFonts w:ascii="Consolas" w:cs="Consolas" w:eastAsia="Consolas" w:hAnsi="Consolas"/>
+          <w:color w:val="B3651F"/>
+          <w:sz w:val="18"/>
+          <w:szCs w:val="18"/>
+        </w:rPr>
+        <w:t xml:space="preserve">nidan/</w:t>
+      </w:r>
+      <w:r>
+        <w:rPr>
+          <w:color w:val="13272F"/>
+          <w:sz w:val="20"/>
+          <w:szCs w:val="20"/>
+        </w:rPr>
+        <w:t xml:space="preserve">. Tasks T-001 to T-007 were executed when the package was called </w:t>
+      </w:r>
+      <w:r>
+        <w:rPr>
+          <w:rFonts w:ascii="Consolas" w:cs="Consolas" w:eastAsia="Consolas" w:hAnsi="Consolas"/>
+          <w:color w:val="B3651F"/>
+          <w:sz w:val="18"/>
+          <w:szCs w:val="18"/>
+        </w:rPr>
+        <w:t xml:space="preserve">vpsim/</w:t>
+      </w:r>
+      <w:r>
+        <w:rPr>
+          <w:color w:val="13272F"/>
+          <w:sz w:val="20"/>
+          <w:szCs w:val="20"/>
+        </w:rPr>
+        <w:t xml:space="preserve">; it was renamed on 11 September 2026 (</w:t>
+      </w:r>
+      <w:r>
+        <w:rPr>
+          <w:rFonts w:ascii="Consolas" w:cs="Consolas" w:eastAsia="Consolas" w:hAnsi="Consolas"/>
+          <w:color w:val="B3651F"/>
+          <w:sz w:val="18"/>
+          <w:szCs w:val="18"/>
+        </w:rPr>
+        <w:t xml:space="preserve">PRD</w:t>
+      </w:r>
+      <w:r>
+        <w:rPr>
+          <w:color w:val="13272F"/>
+          <w:sz w:val="20"/>
+          <w:szCs w:val="20"/>
+        </w:rPr>
+        <w:t xml:space="preserve"> D-8). This document is the forward-looking contract, so it uses current paths throughout. The record of what was actually built, under the old name, is in </w:t>
+      </w:r>
+      <w:r>
+        <w:rPr>
+          <w:rFonts w:ascii="Consolas" w:cs="Consolas" w:eastAsia="Consolas" w:hAnsi="Consolas"/>
+          <w:color w:val="B3651F"/>
+          <w:sz w:val="18"/>
+          <w:szCs w:val="18"/>
+        </w:rPr>
+        <w:t xml:space="preserve">docs/build-log/</w:t>
+      </w:r>
+      <w:r>
+        <w:rPr>
+          <w:color w:val="13272F"/>
+          <w:sz w:val="20"/>
+          <w:szCs w:val="20"/>
+        </w:rPr>
+        <w:t xml:space="preserve">.</w:t>
+      </w:r>
+    </w:p>
+    <w:p>
       <w:r>
         <w:br w:type="page"/>
       </w:r>
@@ -2600,7 +2696,7 @@
           <w:sz w:val="20"/>
           <w:szCs w:val="20"/>
         </w:rPr>
-        <w:t xml:space="preserve">T-001 · Restructure into a `vpsim/` package</w:t>
+        <w:t xml:space="preserve">T-001 · Restructure into a `nidan/` package</w:t>
       </w:r>
       <w:r>
         <w:rPr>
@@ -2664,7 +2760,7 @@
           <w:sz w:val="16"/>
           <w:szCs w:val="16"/>
         </w:rPr>
-        <w:t xml:space="preserve">Files    vpsim/{api,domain,infra,web}/, pyproject.toml</w:t>
+        <w:t xml:space="preserve">Files    nidan/{api,domain,infra,web}/, pyproject.toml</w:t>
       </w:r>
     </w:p>
     <w:p>
@@ -2759,7 +2855,7 @@
           <w:sz w:val="16"/>
           <w:szCs w:val="16"/>
         </w:rPr>
-        <w:t xml:space="preserve">         3. `python -m vpsim` starts the app with all existing routes working</w:t>
+        <w:t xml:space="preserve">         3. `python -m nidan` starts the app with all existing routes working</w:t>
       </w:r>
     </w:p>
     <w:p>
@@ -3895,7 +3991,7 @@
           <w:sz w:val="16"/>
           <w:szCs w:val="16"/>
         </w:rPr>
-        <w:t xml:space="preserve">Files    vpsim/config.py, .env.example</w:t>
+        <w:t xml:space="preserve">Files    nidan/config.py, .env.example</w:t>
       </w:r>
     </w:p>
     <w:p>
@@ -3990,7 +4086,7 @@
           <w:sz w:val="16"/>
           <w:szCs w:val="16"/>
         </w:rPr>
-        <w:t xml:space="preserve">Done     vpsim/config.py (pydantic-settings, 6 fields). Invalid config exits 78</w:t>
+        <w:t xml:space="preserve">Done     nidan/config.py (pydantic-settings, 6 fields). Invalid config exits 78</w:t>
       </w:r>
     </w:p>
     <w:p>
@@ -4107,7 +4203,7 @@
           <w:sz w:val="16"/>
           <w:szCs w:val="16"/>
         </w:rPr>
-        <w:t xml:space="preserve">Files    vpsim/infra/telemetry/</w:t>
+        <w:t xml:space="preserve">Files    nidan/infra/telemetry/</w:t>
       </w:r>
     </w:p>
     <w:p>
@@ -4202,7 +4298,7 @@
           <w:sz w:val="16"/>
           <w:szCs w:val="16"/>
         </w:rPr>
-        <w:t xml:space="preserve">Done     vpsim/infra/telemetry/. JSON to stdout, contextvar correlation ids,</w:t>
+        <w:t xml:space="preserve">Done     nidan/infra/telemetry/. JSON to stdout, contextvar correlation ids,</w:t>
       </w:r>
     </w:p>
     <w:p>
@@ -4386,7 +4482,7 @@
           <w:sz w:val="16"/>
           <w:szCs w:val="16"/>
         </w:rPr>
-        <w:t xml:space="preserve">Files    vpsim/infra/db/models.py, migrations/versions/001..018</w:t>
+        <w:t xml:space="preserve">Files    nidan/infra/db/models.py, migrations/versions/001..018</w:t>
       </w:r>
     </w:p>
     <w:p>
@@ -4776,7 +4872,7 @@
           <w:sz w:val="16"/>
           <w:szCs w:val="16"/>
         </w:rPr>
-        <w:t xml:space="preserve">Files    vpsim/infra/db/repositories/</w:t>
+        <w:t xml:space="preserve">Files    nidan/infra/db/repositories/</w:t>
       </w:r>
     </w:p>
     <w:p>
@@ -4913,7 +5009,7 @@
           <w:sz w:val="16"/>
           <w:szCs w:val="16"/>
         </w:rPr>
-        <w:t xml:space="preserve">Files    vpsim/domain/session.py, vpsim/infra/db/repositories/session.py</w:t>
+        <w:t xml:space="preserve">Files    nidan/domain/session.py, nidan/infra/db/repositories/session.py</w:t>
       </w:r>
     </w:p>
     <w:p>
@@ -5099,7 +5195,7 @@
           <w:sz w:val="16"/>
           <w:szCs w:val="16"/>
         </w:rPr>
-        <w:t xml:space="preserve">Files    vpsim/api/auth.py, vpsim/infra/auth/</w:t>
+        <w:t xml:space="preserve">Files    nidan/api/auth.py, nidan/infra/auth/</w:t>
       </w:r>
     </w:p>
     <w:p>
@@ -5266,7 +5362,7 @@
           <w:sz w:val="16"/>
           <w:szCs w:val="16"/>
         </w:rPr>
-        <w:t xml:space="preserve">Files    vpsim/api/trial.py</w:t>
+        <w:t xml:space="preserve">Files    nidan/api/trial.py</w:t>
       </w:r>
     </w:p>
     <w:p>
@@ -5422,7 +5518,7 @@
           <w:sz w:val="16"/>
           <w:szCs w:val="16"/>
         </w:rPr>
-        <w:t xml:space="preserve">Files    vpsim/domain/assessment/engine.py</w:t>
+        <w:t xml:space="preserve">Files    nidan/domain/assessment/engine.py</w:t>
       </w:r>
     </w:p>
     <w:p>
@@ -5608,7 +5704,7 @@
           <w:sz w:val="16"/>
           <w:szCs w:val="16"/>
         </w:rPr>
-        <w:t xml:space="preserve">Files    vpsim/domain/selection.py</w:t>
+        <w:t xml:space="preserve">Files    nidan/domain/selection.py</w:t>
       </w:r>
     </w:p>
     <w:p>
@@ -6007,7 +6103,7 @@
           <w:sz w:val="16"/>
           <w:szCs w:val="16"/>
         </w:rPr>
-        <w:t xml:space="preserve">Files    vpsim/web/admin/</w:t>
+        <w:t xml:space="preserve">Files    nidan/web/admin/</w:t>
       </w:r>
     </w:p>
     <w:p>
@@ -6125,7 +6221,7 @@
           <w:sz w:val="16"/>
           <w:szCs w:val="16"/>
         </w:rPr>
-        <w:t xml:space="preserve">Files    vpsim/web/admin/cases/</w:t>
+        <w:t xml:space="preserve">Files    nidan/web/admin/cases/</w:t>
       </w:r>
     </w:p>
     <w:p>
@@ -6319,7 +6415,7 @@
           <w:sz w:val="16"/>
           <w:szCs w:val="16"/>
         </w:rPr>
-        <w:t xml:space="preserve">Files    vpsim/web/admin/playtest/</w:t>
+        <w:t xml:space="preserve">Files    nidan/web/admin/playtest/</w:t>
       </w:r>
     </w:p>
     <w:p>
@@ -6532,7 +6628,7 @@
           <w:sz w:val="16"/>
           <w:szCs w:val="16"/>
         </w:rPr>
-        <w:t xml:space="preserve">Files    vpsim/web/admin/reviews/</w:t>
+        <w:t xml:space="preserve">Files    nidan/web/admin/reviews/</w:t>
       </w:r>
     </w:p>
     <w:p>
@@ -6829,7 +6925,7 @@
           <w:sz w:val="16"/>
           <w:szCs w:val="16"/>
         </w:rPr>
-        <w:t xml:space="preserve">Files    vpsim/api/v1/</w:t>
+        <w:t xml:space="preserve">Files    nidan/api/v1/</w:t>
       </w:r>
     </w:p>
     <w:p>
@@ -7015,7 +7111,7 @@
           <w:sz w:val="16"/>
           <w:szCs w:val="16"/>
         </w:rPr>
-        <w:t xml:space="preserve">Files    vpsim/infra/llm/</w:t>
+        <w:t xml:space="preserve">Files    nidan/infra/llm/</w:t>
       </w:r>
     </w:p>
     <w:p>
